--- a/hin/docx/035.content.docx
+++ b/hin/docx/035.content.docx
@@ -298,36 +298,25 @@
         </w:rPr>
         <w:t xml:space="preserve"> एक प्रकार का </w:t>
       </w:r>
-      <w:hyperlink r:id="rId13">
-        <w:r>
-          <w:rPr>
-            <w:lang w:val="hi_IN" w:bidi="hi_IN"/>
-          </w:rPr>
-          <w:rPr>
-            <w:color w:val="0000EE"/>
-            <w:u w:val="single"/>
-          </w:rPr>
-          <w:t>बलिदान</w:t>
-        </w:r>
-      </w:hyperlink>
+      <w:r>
+        <w:rPr>
+          <w:lang w:val="hi_IN" w:bidi="hi_IN"/>
+        </w:rPr>
+        <w:t>बलिदान</w:t>
+      </w:r>
       <w:r>
         <w:rPr>
           <w:lang w:val="hi_IN" w:bidi="hi_IN"/>
         </w:rPr>
         <w:t xml:space="preserve"> था जिसे लोग परमेश्वर को चढ़ाते थे। जब कोई व्यक्ति परमेश्वर को होमबलि चढ़ाता है, तो वह एक जानवर को मारकर उसे पूरी तरह से </w:t>
       </w:r>
-      <w:hyperlink r:id="rId14">
-        <w:r>
-          <w:rPr>
-            <w:lang w:val="hi_IN" w:bidi="hi_IN"/>
-          </w:rPr>
-          <w:rPr>
-            <w:color w:val="0000EE"/>
-            <w:u w:val="single"/>
-          </w:rPr>
-          <w:t>वेदी</w:t>
-        </w:r>
-      </w:hyperlink>
+      <w:r>
+        <w:rPr>
+          <w:b/>
+          <w:lang w:val="hi_IN" w:bidi="hi_IN"/>
+        </w:rPr>
+        <w:t>वेदी</w:t>
+      </w:r>
       <w:r>
         <w:rPr>
           <w:lang w:val="hi_IN" w:bidi="hi_IN"/>
@@ -395,18 +384,13 @@
         </w:rPr>
         <w:t xml:space="preserve"> शब्द का अर्थ है "हमें बचाओ।" हम यह शब्द भजन संहिता 118 में सुन सकते हैं। इस भजन में, गायक परमेश्वर से लोगों को बचाने के लिए कहता है, और फिर परमेश्वर की </w:t>
       </w:r>
-      <w:hyperlink r:id="rId15">
-        <w:r>
-          <w:rPr>
-            <w:lang w:val="hi_IN" w:bidi="hi_IN"/>
-          </w:rPr>
-          <w:rPr>
-            <w:color w:val="0000EE"/>
-            <w:u w:val="single"/>
-          </w:rPr>
-          <w:t>स्तुति</w:t>
-        </w:r>
-      </w:hyperlink>
+      <w:r>
+        <w:rPr>
+          <w:b/>
+          <w:lang w:val="hi_IN" w:bidi="hi_IN"/>
+        </w:rPr>
+        <w:t>स्तुति</w:t>
+      </w:r>
       <w:r>
         <w:rPr>
           <w:lang w:val="hi_IN" w:bidi="hi_IN"/>
@@ -415,7 +399,6 @@
       </w:r>
       <w:r>
         <w:rPr>
-          <w:b/>
           <w:lang w:val="hi_IN" w:bidi="hi_IN"/>
         </w:rPr>
         <w:t>बचाएगा</w:t>
